--- a/word/02-ho-so-cap-do/thuyet-minh-tong-quan-httt.docx
+++ b/word/02-ho-so-cap-do/thuyet-minh-tong-quan-httt.docx
@@ -164,8 +164,8 @@
         <w:tblLayout w:type="autofit"/>
       </w:tblPr>
       <w:tblGrid>
-        <w:gridCol w:w="3740"/>
-        <w:gridCol w:w="5285"/>
+        <w:gridCol w:w="3275"/>
+        <w:gridCol w:w="5750"/>
       </w:tblGrid>
       <w:tr>
         <w:trPr>
@@ -174,7 +174,7 @@
         </w:trPr>
         <w:tc>
           <w:tcPr>
-            <w:tcW w:type="dxa" w:w="3740"/>
+            <w:tcW w:type="dxa" w:w="3275"/>
             <w:tcBorders>
               <w:top w:val="single" w:color="000000" w:sz="4"/>
               <w:left w:val="single" w:color="000000" w:sz="4"/>
@@ -211,7 +211,7 @@
         </w:tc>
         <w:tc>
           <w:tcPr>
-            <w:tcW w:type="dxa" w:w="5285"/>
+            <w:tcW w:type="dxa" w:w="5750"/>
             <w:tcBorders>
               <w:top w:val="single" w:color="000000" w:sz="4"/>
               <w:left w:val="single" w:color="000000" w:sz="4"/>
@@ -254,7 +254,7 @@
         </w:trPr>
         <w:tc>
           <w:tcPr>
-            <w:tcW w:type="dxa" w:w="3740"/>
+            <w:tcW w:type="dxa" w:w="3275"/>
             <w:tcBorders>
               <w:top w:val="single" w:color="000000" w:sz="4"/>
               <w:left w:val="single" w:color="000000" w:sz="4"/>
@@ -290,7 +290,7 @@
         </w:tc>
         <w:tc>
           <w:tcPr>
-            <w:tcW w:type="dxa" w:w="5285"/>
+            <w:tcW w:type="dxa" w:w="5750"/>
             <w:tcBorders>
               <w:top w:val="single" w:color="000000" w:sz="4"/>
               <w:left w:val="single" w:color="000000" w:sz="4"/>
@@ -333,7 +333,7 @@
         </w:trPr>
         <w:tc>
           <w:tcPr>
-            <w:tcW w:type="dxa" w:w="3740"/>
+            <w:tcW w:type="dxa" w:w="3275"/>
             <w:tcBorders>
               <w:top w:val="single" w:color="000000" w:sz="4"/>
               <w:left w:val="single" w:color="000000" w:sz="4"/>
@@ -369,7 +369,7 @@
         </w:tc>
         <w:tc>
           <w:tcPr>
-            <w:tcW w:type="dxa" w:w="5285"/>
+            <w:tcW w:type="dxa" w:w="5750"/>
             <w:tcBorders>
               <w:top w:val="single" w:color="000000" w:sz="4"/>
               <w:left w:val="single" w:color="000000" w:sz="4"/>
@@ -436,7 +436,7 @@
         </w:trPr>
         <w:tc>
           <w:tcPr>
-            <w:tcW w:type="dxa" w:w="3740"/>
+            <w:tcW w:type="dxa" w:w="3275"/>
             <w:tcBorders>
               <w:top w:val="single" w:color="000000" w:sz="4"/>
               <w:left w:val="single" w:color="000000" w:sz="4"/>
@@ -472,7 +472,7 @@
         </w:tc>
         <w:tc>
           <w:tcPr>
-            <w:tcW w:type="dxa" w:w="5285"/>
+            <w:tcW w:type="dxa" w:w="5750"/>
             <w:tcBorders>
               <w:top w:val="single" w:color="000000" w:sz="4"/>
               <w:left w:val="single" w:color="000000" w:sz="4"/>
@@ -515,7 +515,7 @@
         </w:trPr>
         <w:tc>
           <w:tcPr>
-            <w:tcW w:type="dxa" w:w="3740"/>
+            <w:tcW w:type="dxa" w:w="3275"/>
             <w:tcBorders>
               <w:top w:val="single" w:color="000000" w:sz="4"/>
               <w:left w:val="single" w:color="000000" w:sz="4"/>
@@ -551,7 +551,7 @@
         </w:tc>
         <w:tc>
           <w:tcPr>
-            <w:tcW w:type="dxa" w:w="5285"/>
+            <w:tcW w:type="dxa" w:w="5750"/>
             <w:tcBorders>
               <w:top w:val="single" w:color="000000" w:sz="4"/>
               <w:left w:val="single" w:color="000000" w:sz="4"/>
@@ -619,7 +619,7 @@
         </w:trPr>
         <w:tc>
           <w:tcPr>
-            <w:tcW w:type="dxa" w:w="3740"/>
+            <w:tcW w:type="dxa" w:w="3275"/>
             <w:tcBorders>
               <w:top w:val="single" w:color="000000" w:sz="4"/>
               <w:left w:val="single" w:color="000000" w:sz="4"/>
@@ -655,7 +655,7 @@
         </w:tc>
         <w:tc>
           <w:tcPr>
-            <w:tcW w:type="dxa" w:w="5285"/>
+            <w:tcW w:type="dxa" w:w="5750"/>
             <w:tcBorders>
               <w:top w:val="single" w:color="000000" w:sz="4"/>
               <w:left w:val="single" w:color="000000" w:sz="4"/>
@@ -698,7 +698,7 @@
         </w:trPr>
         <w:tc>
           <w:tcPr>
-            <w:tcW w:type="dxa" w:w="3740"/>
+            <w:tcW w:type="dxa" w:w="3275"/>
             <w:tcBorders>
               <w:top w:val="single" w:color="000000" w:sz="4"/>
               <w:left w:val="single" w:color="000000" w:sz="4"/>
@@ -734,7 +734,7 @@
         </w:tc>
         <w:tc>
           <w:tcPr>
-            <w:tcW w:type="dxa" w:w="5285"/>
+            <w:tcW w:type="dxa" w:w="5750"/>
             <w:tcBorders>
               <w:top w:val="single" w:color="000000" w:sz="4"/>
               <w:left w:val="single" w:color="000000" w:sz="4"/>
@@ -802,7 +802,7 @@
         </w:trPr>
         <w:tc>
           <w:tcPr>
-            <w:tcW w:type="dxa" w:w="3740"/>
+            <w:tcW w:type="dxa" w:w="3275"/>
             <w:tcBorders>
               <w:top w:val="single" w:color="000000" w:sz="4"/>
               <w:left w:val="single" w:color="000000" w:sz="4"/>
@@ -838,7 +838,7 @@
         </w:tc>
         <w:tc>
           <w:tcPr>
-            <w:tcW w:type="dxa" w:w="5285"/>
+            <w:tcW w:type="dxa" w:w="5750"/>
             <w:tcBorders>
               <w:top w:val="single" w:color="000000" w:sz="4"/>
               <w:left w:val="single" w:color="000000" w:sz="4"/>
@@ -964,8 +964,8 @@
         <w:tblLayout w:type="autofit"/>
       </w:tblPr>
       <w:tblGrid>
-        <w:gridCol w:w="4245"/>
-        <w:gridCol w:w="4780"/>
+        <w:gridCol w:w="3302"/>
+        <w:gridCol w:w="5723"/>
       </w:tblGrid>
       <w:tr>
         <w:trPr>
@@ -974,7 +974,7 @@
         </w:trPr>
         <w:tc>
           <w:tcPr>
-            <w:tcW w:type="dxa" w:w="4245"/>
+            <w:tcW w:type="dxa" w:w="3302"/>
             <w:tcBorders>
               <w:top w:val="single" w:color="000000" w:sz="4"/>
               <w:left w:val="single" w:color="000000" w:sz="4"/>
@@ -1011,7 +1011,7 @@
         </w:tc>
         <w:tc>
           <w:tcPr>
-            <w:tcW w:type="dxa" w:w="4780"/>
+            <w:tcW w:type="dxa" w:w="5723"/>
             <w:tcBorders>
               <w:top w:val="single" w:color="000000" w:sz="4"/>
               <w:left w:val="single" w:color="000000" w:sz="4"/>
@@ -1054,7 +1054,7 @@
         </w:trPr>
         <w:tc>
           <w:tcPr>
-            <w:tcW w:type="dxa" w:w="4245"/>
+            <w:tcW w:type="dxa" w:w="3302"/>
             <w:tcBorders>
               <w:top w:val="single" w:color="000000" w:sz="4"/>
               <w:left w:val="single" w:color="000000" w:sz="4"/>
@@ -1090,7 +1090,7 @@
         </w:tc>
         <w:tc>
           <w:tcPr>
-            <w:tcW w:type="dxa" w:w="4780"/>
+            <w:tcW w:type="dxa" w:w="5723"/>
             <w:tcBorders>
               <w:top w:val="single" w:color="000000" w:sz="4"/>
               <w:left w:val="single" w:color="000000" w:sz="4"/>
@@ -1133,7 +1133,7 @@
         </w:trPr>
         <w:tc>
           <w:tcPr>
-            <w:tcW w:type="dxa" w:w="4245"/>
+            <w:tcW w:type="dxa" w:w="3302"/>
             <w:tcBorders>
               <w:top w:val="single" w:color="000000" w:sz="4"/>
               <w:left w:val="single" w:color="000000" w:sz="4"/>
@@ -1169,7 +1169,7 @@
         </w:tc>
         <w:tc>
           <w:tcPr>
-            <w:tcW w:type="dxa" w:w="4780"/>
+            <w:tcW w:type="dxa" w:w="5723"/>
             <w:tcBorders>
               <w:top w:val="single" w:color="000000" w:sz="4"/>
               <w:left w:val="single" w:color="000000" w:sz="4"/>
@@ -1224,7 +1224,7 @@
         </w:trPr>
         <w:tc>
           <w:tcPr>
-            <w:tcW w:type="dxa" w:w="4245"/>
+            <w:tcW w:type="dxa" w:w="3302"/>
             <w:tcBorders>
               <w:top w:val="single" w:color="000000" w:sz="4"/>
               <w:left w:val="single" w:color="000000" w:sz="4"/>
@@ -1260,7 +1260,7 @@
         </w:tc>
         <w:tc>
           <w:tcPr>
-            <w:tcW w:type="dxa" w:w="4780"/>
+            <w:tcW w:type="dxa" w:w="5723"/>
             <w:tcBorders>
               <w:top w:val="single" w:color="000000" w:sz="4"/>
               <w:left w:val="single" w:color="000000" w:sz="4"/>
@@ -1328,7 +1328,7 @@
         </w:trPr>
         <w:tc>
           <w:tcPr>
-            <w:tcW w:type="dxa" w:w="4245"/>
+            <w:tcW w:type="dxa" w:w="3302"/>
             <w:tcBorders>
               <w:top w:val="single" w:color="000000" w:sz="4"/>
               <w:left w:val="single" w:color="000000" w:sz="4"/>
@@ -1364,7 +1364,7 @@
         </w:tc>
         <w:tc>
           <w:tcPr>
-            <w:tcW w:type="dxa" w:w="4780"/>
+            <w:tcW w:type="dxa" w:w="5723"/>
             <w:tcBorders>
               <w:top w:val="single" w:color="000000" w:sz="4"/>
               <w:left w:val="single" w:color="000000" w:sz="4"/>
@@ -1407,7 +1407,7 @@
         </w:trPr>
         <w:tc>
           <w:tcPr>
-            <w:tcW w:type="dxa" w:w="4245"/>
+            <w:tcW w:type="dxa" w:w="3302"/>
             <w:tcBorders>
               <w:top w:val="single" w:color="000000" w:sz="4"/>
               <w:left w:val="single" w:color="000000" w:sz="4"/>
@@ -1443,7 +1443,7 @@
         </w:tc>
         <w:tc>
           <w:tcPr>
-            <w:tcW w:type="dxa" w:w="4780"/>
+            <w:tcW w:type="dxa" w:w="5723"/>
             <w:tcBorders>
               <w:top w:val="single" w:color="000000" w:sz="4"/>
               <w:left w:val="single" w:color="000000" w:sz="4"/>
@@ -1511,7 +1511,7 @@
         </w:trPr>
         <w:tc>
           <w:tcPr>
-            <w:tcW w:type="dxa" w:w="4245"/>
+            <w:tcW w:type="dxa" w:w="3302"/>
             <w:tcBorders>
               <w:top w:val="single" w:color="000000" w:sz="4"/>
               <w:left w:val="single" w:color="000000" w:sz="4"/>
@@ -1547,7 +1547,7 @@
         </w:tc>
         <w:tc>
           <w:tcPr>
-            <w:tcW w:type="dxa" w:w="4780"/>
+            <w:tcW w:type="dxa" w:w="5723"/>
             <w:tcBorders>
               <w:top w:val="single" w:color="000000" w:sz="4"/>
               <w:left w:val="single" w:color="000000" w:sz="4"/>
@@ -1602,7 +1602,7 @@
         </w:trPr>
         <w:tc>
           <w:tcPr>
-            <w:tcW w:type="dxa" w:w="4245"/>
+            <w:tcW w:type="dxa" w:w="3302"/>
             <w:tcBorders>
               <w:top w:val="single" w:color="000000" w:sz="4"/>
               <w:left w:val="single" w:color="000000" w:sz="4"/>
@@ -1638,7 +1638,7 @@
         </w:tc>
         <w:tc>
           <w:tcPr>
-            <w:tcW w:type="dxa" w:w="4780"/>
+            <w:tcW w:type="dxa" w:w="5723"/>
             <w:tcBorders>
               <w:top w:val="single" w:color="000000" w:sz="4"/>
               <w:left w:val="single" w:color="000000" w:sz="4"/>
@@ -1847,9 +1847,9 @@
         <w:tblLayout w:type="autofit"/>
       </w:tblPr>
       <w:tblGrid>
-        <w:gridCol w:w="2440"/>
-        <w:gridCol w:w="3254"/>
-        <w:gridCol w:w="3331"/>
+        <w:gridCol w:w="2114"/>
+        <w:gridCol w:w="2974"/>
+        <w:gridCol w:w="3937"/>
       </w:tblGrid>
       <w:tr>
         <w:trPr>
@@ -1858,7 +1858,7 @@
         </w:trPr>
         <w:tc>
           <w:tcPr>
-            <w:tcW w:type="dxa" w:w="2440"/>
+            <w:tcW w:type="dxa" w:w="2114"/>
             <w:tcBorders>
               <w:top w:val="single" w:color="000000" w:sz="4"/>
               <w:left w:val="single" w:color="000000" w:sz="4"/>
@@ -1895,7 +1895,7 @@
         </w:tc>
         <w:tc>
           <w:tcPr>
-            <w:tcW w:type="dxa" w:w="3254"/>
+            <w:tcW w:type="dxa" w:w="2974"/>
             <w:tcBorders>
               <w:top w:val="single" w:color="000000" w:sz="4"/>
               <w:left w:val="single" w:color="000000" w:sz="4"/>
@@ -1932,7 +1932,7 @@
         </w:tc>
         <w:tc>
           <w:tcPr>
-            <w:tcW w:type="dxa" w:w="3331"/>
+            <w:tcW w:type="dxa" w:w="3937"/>
             <w:tcBorders>
               <w:top w:val="single" w:color="000000" w:sz="4"/>
               <w:left w:val="single" w:color="000000" w:sz="4"/>
@@ -1975,7 +1975,7 @@
         </w:trPr>
         <w:tc>
           <w:tcPr>
-            <w:tcW w:type="dxa" w:w="2440"/>
+            <w:tcW w:type="dxa" w:w="2114"/>
             <w:tcBorders>
               <w:top w:val="single" w:color="000000" w:sz="4"/>
               <w:left w:val="single" w:color="000000" w:sz="4"/>
@@ -2012,7 +2012,7 @@
         </w:tc>
         <w:tc>
           <w:tcPr>
-            <w:tcW w:type="dxa" w:w="3254"/>
+            <w:tcW w:type="dxa" w:w="2974"/>
             <w:tcBorders>
               <w:top w:val="single" w:color="000000" w:sz="4"/>
               <w:left w:val="single" w:color="000000" w:sz="4"/>
@@ -2049,7 +2049,7 @@
         </w:tc>
         <w:tc>
           <w:tcPr>
-            <w:tcW w:type="dxa" w:w="3331"/>
+            <w:tcW w:type="dxa" w:w="3937"/>
             <w:tcBorders>
               <w:top w:val="single" w:color="000000" w:sz="4"/>
               <w:left w:val="single" w:color="000000" w:sz="4"/>
@@ -2106,9 +2106,9 @@
         <w:tblLayout w:type="autofit"/>
       </w:tblPr>
       <w:tblGrid>
-        <w:gridCol w:w="2792"/>
-        <w:gridCol w:w="2390"/>
-        <w:gridCol w:w="3843"/>
+        <w:gridCol w:w="2689"/>
+        <w:gridCol w:w="2231"/>
+        <w:gridCol w:w="4105"/>
       </w:tblGrid>
       <w:tr>
         <w:trPr>
@@ -2117,7 +2117,7 @@
         </w:trPr>
         <w:tc>
           <w:tcPr>
-            <w:tcW w:type="dxa" w:w="2792"/>
+            <w:tcW w:type="dxa" w:w="2689"/>
             <w:tcBorders>
               <w:top w:val="single" w:color="000000" w:sz="4"/>
               <w:left w:val="single" w:color="000000" w:sz="4"/>
@@ -2154,7 +2154,7 @@
         </w:tc>
         <w:tc>
           <w:tcPr>
-            <w:tcW w:type="dxa" w:w="2390"/>
+            <w:tcW w:type="dxa" w:w="2231"/>
             <w:tcBorders>
               <w:top w:val="single" w:color="000000" w:sz="4"/>
               <w:left w:val="single" w:color="000000" w:sz="4"/>
@@ -2191,7 +2191,7 @@
         </w:tc>
         <w:tc>
           <w:tcPr>
-            <w:tcW w:type="dxa" w:w="3843"/>
+            <w:tcW w:type="dxa" w:w="4105"/>
             <w:tcBorders>
               <w:top w:val="single" w:color="000000" w:sz="4"/>
               <w:left w:val="single" w:color="000000" w:sz="4"/>
@@ -2234,7 +2234,7 @@
         </w:trPr>
         <w:tc>
           <w:tcPr>
-            <w:tcW w:type="dxa" w:w="2792"/>
+            <w:tcW w:type="dxa" w:w="2689"/>
             <w:tcBorders>
               <w:top w:val="single" w:color="000000" w:sz="4"/>
               <w:left w:val="single" w:color="000000" w:sz="4"/>
@@ -2271,7 +2271,7 @@
         </w:tc>
         <w:tc>
           <w:tcPr>
-            <w:tcW w:type="dxa" w:w="2390"/>
+            <w:tcW w:type="dxa" w:w="2231"/>
             <w:tcBorders>
               <w:top w:val="single" w:color="000000" w:sz="4"/>
               <w:left w:val="single" w:color="000000" w:sz="4"/>
@@ -2308,7 +2308,7 @@
         </w:tc>
         <w:tc>
           <w:tcPr>
-            <w:tcW w:type="dxa" w:w="3843"/>
+            <w:tcW w:type="dxa" w:w="4105"/>
             <w:tcBorders>
               <w:top w:val="single" w:color="000000" w:sz="4"/>
               <w:left w:val="single" w:color="000000" w:sz="4"/>
@@ -2385,8 +2385,8 @@
         <w:tblLayout w:type="autofit"/>
       </w:tblPr>
       <w:tblGrid>
-        <w:gridCol w:w="5181"/>
-        <w:gridCol w:w="3844"/>
+        <w:gridCol w:w="4801"/>
+        <w:gridCol w:w="4224"/>
       </w:tblGrid>
       <w:tr>
         <w:trPr>
@@ -2395,7 +2395,7 @@
         </w:trPr>
         <w:tc>
           <w:tcPr>
-            <w:tcW w:type="dxa" w:w="5181"/>
+            <w:tcW w:type="dxa" w:w="4801"/>
             <w:tcBorders>
               <w:top w:val="single" w:color="000000" w:sz="4"/>
               <w:left w:val="single" w:color="000000" w:sz="4"/>
@@ -2432,7 +2432,7 @@
         </w:tc>
         <w:tc>
           <w:tcPr>
-            <w:tcW w:type="dxa" w:w="3844"/>
+            <w:tcW w:type="dxa" w:w="4224"/>
             <w:tcBorders>
               <w:top w:val="single" w:color="000000" w:sz="4"/>
               <w:left w:val="single" w:color="000000" w:sz="4"/>
@@ -2475,7 +2475,7 @@
         </w:trPr>
         <w:tc>
           <w:tcPr>
-            <w:tcW w:type="dxa" w:w="5181"/>
+            <w:tcW w:type="dxa" w:w="4801"/>
             <w:tcBorders>
               <w:top w:val="single" w:color="000000" w:sz="4"/>
               <w:left w:val="single" w:color="000000" w:sz="4"/>
@@ -2511,7 +2511,7 @@
         </w:tc>
         <w:tc>
           <w:tcPr>
-            <w:tcW w:type="dxa" w:w="3844"/>
+            <w:tcW w:type="dxa" w:w="4224"/>
             <w:tcBorders>
               <w:top w:val="single" w:color="000000" w:sz="4"/>
               <w:left w:val="single" w:color="000000" w:sz="4"/>
@@ -2554,7 +2554,7 @@
         </w:trPr>
         <w:tc>
           <w:tcPr>
-            <w:tcW w:type="dxa" w:w="5181"/>
+            <w:tcW w:type="dxa" w:w="4801"/>
             <w:tcBorders>
               <w:top w:val="single" w:color="000000" w:sz="4"/>
               <w:left w:val="single" w:color="000000" w:sz="4"/>
@@ -2590,7 +2590,7 @@
         </w:tc>
         <w:tc>
           <w:tcPr>
-            <w:tcW w:type="dxa" w:w="3844"/>
+            <w:tcW w:type="dxa" w:w="4224"/>
             <w:tcBorders>
               <w:top w:val="single" w:color="000000" w:sz="4"/>
               <w:left w:val="single" w:color="000000" w:sz="4"/>
@@ -2633,7 +2633,7 @@
         </w:trPr>
         <w:tc>
           <w:tcPr>
-            <w:tcW w:type="dxa" w:w="5181"/>
+            <w:tcW w:type="dxa" w:w="4801"/>
             <w:tcBorders>
               <w:top w:val="single" w:color="000000" w:sz="4"/>
               <w:left w:val="single" w:color="000000" w:sz="4"/>
@@ -2669,7 +2669,7 @@
         </w:tc>
         <w:tc>
           <w:tcPr>
-            <w:tcW w:type="dxa" w:w="3844"/>
+            <w:tcW w:type="dxa" w:w="4224"/>
             <w:tcBorders>
               <w:top w:val="single" w:color="000000" w:sz="4"/>
               <w:left w:val="single" w:color="000000" w:sz="4"/>
@@ -2737,7 +2737,7 @@
         </w:trPr>
         <w:tc>
           <w:tcPr>
-            <w:tcW w:type="dxa" w:w="5181"/>
+            <w:tcW w:type="dxa" w:w="4801"/>
             <w:tcBorders>
               <w:top w:val="single" w:color="000000" w:sz="4"/>
               <w:left w:val="single" w:color="000000" w:sz="4"/>
@@ -2773,7 +2773,7 @@
         </w:tc>
         <w:tc>
           <w:tcPr>
-            <w:tcW w:type="dxa" w:w="3844"/>
+            <w:tcW w:type="dxa" w:w="4224"/>
             <w:tcBorders>
               <w:top w:val="single" w:color="000000" w:sz="4"/>
               <w:left w:val="single" w:color="000000" w:sz="4"/>
@@ -2816,7 +2816,7 @@
         </w:trPr>
         <w:tc>
           <w:tcPr>
-            <w:tcW w:type="dxa" w:w="5181"/>
+            <w:tcW w:type="dxa" w:w="4801"/>
             <w:tcBorders>
               <w:top w:val="single" w:color="000000" w:sz="4"/>
               <w:left w:val="single" w:color="000000" w:sz="4"/>
@@ -2852,7 +2852,7 @@
         </w:tc>
         <w:tc>
           <w:tcPr>
-            <w:tcW w:type="dxa" w:w="3844"/>
+            <w:tcW w:type="dxa" w:w="4224"/>
             <w:tcBorders>
               <w:top w:val="single" w:color="000000" w:sz="4"/>
               <w:left w:val="single" w:color="000000" w:sz="4"/>
@@ -2895,7 +2895,7 @@
         </w:trPr>
         <w:tc>
           <w:tcPr>
-            <w:tcW w:type="dxa" w:w="5181"/>
+            <w:tcW w:type="dxa" w:w="4801"/>
             <w:tcBorders>
               <w:top w:val="single" w:color="000000" w:sz="4"/>
               <w:left w:val="single" w:color="000000" w:sz="4"/>
@@ -2931,7 +2931,7 @@
         </w:tc>
         <w:tc>
           <w:tcPr>
-            <w:tcW w:type="dxa" w:w="3844"/>
+            <w:tcW w:type="dxa" w:w="4224"/>
             <w:tcBorders>
               <w:top w:val="single" w:color="000000" w:sz="4"/>
               <w:left w:val="single" w:color="000000" w:sz="4"/>
@@ -2974,7 +2974,7 @@
         </w:trPr>
         <w:tc>
           <w:tcPr>
-            <w:tcW w:type="dxa" w:w="5181"/>
+            <w:tcW w:type="dxa" w:w="4801"/>
             <w:tcBorders>
               <w:top w:val="single" w:color="000000" w:sz="4"/>
               <w:left w:val="single" w:color="000000" w:sz="4"/>
@@ -3010,7 +3010,7 @@
         </w:tc>
         <w:tc>
           <w:tcPr>
-            <w:tcW w:type="dxa" w:w="3844"/>
+            <w:tcW w:type="dxa" w:w="4224"/>
             <w:tcBorders>
               <w:top w:val="single" w:color="000000" w:sz="4"/>
               <w:left w:val="single" w:color="000000" w:sz="4"/>
@@ -3087,9 +3087,9 @@
         <w:tblLayout w:type="autofit"/>
       </w:tblPr>
       <w:tblGrid>
-        <w:gridCol w:w="1840"/>
-        <w:gridCol w:w="2924"/>
-        <w:gridCol w:w="4261"/>
+        <w:gridCol w:w="2176"/>
+        <w:gridCol w:w="3009"/>
+        <w:gridCol w:w="3840"/>
       </w:tblGrid>
       <w:tr>
         <w:trPr>
@@ -3098,7 +3098,7 @@
         </w:trPr>
         <w:tc>
           <w:tcPr>
-            <w:tcW w:type="dxa" w:w="1840"/>
+            <w:tcW w:type="dxa" w:w="2176"/>
             <w:tcBorders>
               <w:top w:val="single" w:color="000000" w:sz="4"/>
               <w:left w:val="single" w:color="000000" w:sz="4"/>
@@ -3135,7 +3135,7 @@
         </w:tc>
         <w:tc>
           <w:tcPr>
-            <w:tcW w:type="dxa" w:w="2924"/>
+            <w:tcW w:type="dxa" w:w="3009"/>
             <w:tcBorders>
               <w:top w:val="single" w:color="000000" w:sz="4"/>
               <w:left w:val="single" w:color="000000" w:sz="4"/>
@@ -3172,7 +3172,7 @@
         </w:tc>
         <w:tc>
           <w:tcPr>
-            <w:tcW w:type="dxa" w:w="4261"/>
+            <w:tcW w:type="dxa" w:w="3840"/>
             <w:tcBorders>
               <w:top w:val="single" w:color="000000" w:sz="4"/>
               <w:left w:val="single" w:color="000000" w:sz="4"/>
@@ -3215,7 +3215,7 @@
         </w:trPr>
         <w:tc>
           <w:tcPr>
-            <w:tcW w:type="dxa" w:w="1840"/>
+            <w:tcW w:type="dxa" w:w="2176"/>
             <w:tcBorders>
               <w:top w:val="single" w:color="000000" w:sz="4"/>
               <w:left w:val="single" w:color="000000" w:sz="4"/>
@@ -3252,7 +3252,7 @@
         </w:tc>
         <w:tc>
           <w:tcPr>
-            <w:tcW w:type="dxa" w:w="2924"/>
+            <w:tcW w:type="dxa" w:w="3009"/>
             <w:tcBorders>
               <w:top w:val="single" w:color="000000" w:sz="4"/>
               <w:left w:val="single" w:color="000000" w:sz="4"/>
@@ -3289,7 +3289,7 @@
         </w:tc>
         <w:tc>
           <w:tcPr>
-            <w:tcW w:type="dxa" w:w="4261"/>
+            <w:tcW w:type="dxa" w:w="3840"/>
             <w:tcBorders>
               <w:top w:val="single" w:color="000000" w:sz="4"/>
               <w:left w:val="single" w:color="000000" w:sz="4"/>
@@ -3573,12 +3573,12 @@
         <w:tblLayout w:type="autofit"/>
       </w:tblPr>
       <w:tblGrid>
-        <w:gridCol w:w="1030"/>
-        <w:gridCol w:w="1642"/>
-        <w:gridCol w:w="1109"/>
-        <w:gridCol w:w="710"/>
-        <w:gridCol w:w="2049"/>
-        <w:gridCol w:w="2485"/>
+        <w:gridCol w:w="630"/>
+        <w:gridCol w:w="1634"/>
+        <w:gridCol w:w="1410"/>
+        <w:gridCol w:w="915"/>
+        <w:gridCol w:w="2031"/>
+        <w:gridCol w:w="2405"/>
       </w:tblGrid>
       <w:tr>
         <w:trPr>
@@ -3587,7 +3587,7 @@
         </w:trPr>
         <w:tc>
           <w:tcPr>
-            <w:tcW w:type="dxa" w:w="1030"/>
+            <w:tcW w:type="dxa" w:w="630"/>
             <w:tcBorders>
               <w:top w:val="single" w:color="000000" w:sz="4"/>
               <w:left w:val="single" w:color="000000" w:sz="4"/>
@@ -3624,7 +3624,7 @@
         </w:tc>
         <w:tc>
           <w:tcPr>
-            <w:tcW w:type="dxa" w:w="1642"/>
+            <w:tcW w:type="dxa" w:w="1634"/>
             <w:tcBorders>
               <w:top w:val="single" w:color="000000" w:sz="4"/>
               <w:left w:val="single" w:color="000000" w:sz="4"/>
@@ -3661,7 +3661,7 @@
         </w:tc>
         <w:tc>
           <w:tcPr>
-            <w:tcW w:type="dxa" w:w="1109"/>
+            <w:tcW w:type="dxa" w:w="1410"/>
             <w:tcBorders>
               <w:top w:val="single" w:color="000000" w:sz="4"/>
               <w:left w:val="single" w:color="000000" w:sz="4"/>
@@ -3698,7 +3698,7 @@
         </w:tc>
         <w:tc>
           <w:tcPr>
-            <w:tcW w:type="dxa" w:w="710"/>
+            <w:tcW w:type="dxa" w:w="915"/>
             <w:tcBorders>
               <w:top w:val="single" w:color="000000" w:sz="4"/>
               <w:left w:val="single" w:color="000000" w:sz="4"/>
@@ -3735,7 +3735,7 @@
         </w:tc>
         <w:tc>
           <w:tcPr>
-            <w:tcW w:type="dxa" w:w="2049"/>
+            <w:tcW w:type="dxa" w:w="2031"/>
             <w:tcBorders>
               <w:top w:val="single" w:color="000000" w:sz="4"/>
               <w:left w:val="single" w:color="000000" w:sz="4"/>
@@ -3772,7 +3772,7 @@
         </w:tc>
         <w:tc>
           <w:tcPr>
-            <w:tcW w:type="dxa" w:w="2485"/>
+            <w:tcW w:type="dxa" w:w="2405"/>
             <w:tcBorders>
               <w:top w:val="single" w:color="000000" w:sz="4"/>
               <w:left w:val="single" w:color="000000" w:sz="4"/>
@@ -3815,7 +3815,7 @@
         </w:trPr>
         <w:tc>
           <w:tcPr>
-            <w:tcW w:type="dxa" w:w="1030"/>
+            <w:tcW w:type="dxa" w:w="630"/>
             <w:tcBorders>
               <w:top w:val="single" w:color="000000" w:sz="4"/>
               <w:left w:val="single" w:color="000000" w:sz="4"/>
@@ -3851,7 +3851,7 @@
         </w:tc>
         <w:tc>
           <w:tcPr>
-            <w:tcW w:type="dxa" w:w="1642"/>
+            <w:tcW w:type="dxa" w:w="1634"/>
             <w:tcBorders>
               <w:top w:val="single" w:color="000000" w:sz="4"/>
               <w:left w:val="single" w:color="000000" w:sz="4"/>
@@ -3888,7 +3888,7 @@
         </w:tc>
         <w:tc>
           <w:tcPr>
-            <w:tcW w:type="dxa" w:w="1109"/>
+            <w:tcW w:type="dxa" w:w="1410"/>
             <w:tcBorders>
               <w:top w:val="single" w:color="000000" w:sz="4"/>
               <w:left w:val="single" w:color="000000" w:sz="4"/>
@@ -3925,7 +3925,7 @@
         </w:tc>
         <w:tc>
           <w:tcPr>
-            <w:tcW w:type="dxa" w:w="710"/>
+            <w:tcW w:type="dxa" w:w="915"/>
             <w:tcBorders>
               <w:top w:val="single" w:color="000000" w:sz="4"/>
               <w:left w:val="single" w:color="000000" w:sz="4"/>
@@ -3962,7 +3962,7 @@
         </w:tc>
         <w:tc>
           <w:tcPr>
-            <w:tcW w:type="dxa" w:w="2049"/>
+            <w:tcW w:type="dxa" w:w="2031"/>
             <w:tcBorders>
               <w:top w:val="single" w:color="000000" w:sz="4"/>
               <w:left w:val="single" w:color="000000" w:sz="4"/>
@@ -3999,7 +3999,7 @@
         </w:tc>
         <w:tc>
           <w:tcPr>
-            <w:tcW w:type="dxa" w:w="2485"/>
+            <w:tcW w:type="dxa" w:w="2405"/>
             <w:tcBorders>
               <w:top w:val="single" w:color="000000" w:sz="4"/>
               <w:left w:val="single" w:color="000000" w:sz="4"/>
@@ -4042,7 +4042,7 @@
         </w:trPr>
         <w:tc>
           <w:tcPr>
-            <w:tcW w:type="dxa" w:w="1030"/>
+            <w:tcW w:type="dxa" w:w="630"/>
             <w:tcBorders>
               <w:top w:val="single" w:color="000000" w:sz="4"/>
               <w:left w:val="single" w:color="000000" w:sz="4"/>
@@ -4078,7 +4078,7 @@
         </w:tc>
         <w:tc>
           <w:tcPr>
-            <w:tcW w:type="dxa" w:w="1642"/>
+            <w:tcW w:type="dxa" w:w="1634"/>
             <w:tcBorders>
               <w:top w:val="single" w:color="000000" w:sz="4"/>
               <w:left w:val="single" w:color="000000" w:sz="4"/>
@@ -4114,55 +4114,55 @@
         </w:tc>
         <w:tc>
           <w:tcPr>
-            <w:tcW w:type="dxa" w:w="1109"/>
-            <w:tcBorders>
-              <w:top w:val="single" w:color="000000" w:sz="4"/>
-              <w:left w:val="single" w:color="000000" w:sz="4"/>
-              <w:bottom w:val="single" w:color="000000" w:sz="4"/>
-              <w:right w:val="single" w:color="000000" w:sz="4"/>
-            </w:tcBorders>
-            <w:tcMar>
-              <w:top w:type="dxa" w:w="30"/>
-              <w:left w:type="dxa" w:w="70"/>
-              <w:bottom w:type="dxa" w:w="30"/>
-              <w:right w:type="dxa" w:w="70"/>
-            </w:tcMar>
-            <w:vAlign w:val="center"/>
-          </w:tcPr>
-          <w:p>
-            <w:pPr>
-              <w:spacing w:after="0" w:before="0" w:line="240" w:lineRule="auto"/>
-              <w:jc w:val="left"/>
-            </w:pPr>
-          </w:p>
-        </w:tc>
-        <w:tc>
-          <w:tcPr>
-            <w:tcW w:type="dxa" w:w="710"/>
-            <w:tcBorders>
-              <w:top w:val="single" w:color="000000" w:sz="4"/>
-              <w:left w:val="single" w:color="000000" w:sz="4"/>
-              <w:bottom w:val="single" w:color="000000" w:sz="4"/>
-              <w:right w:val="single" w:color="000000" w:sz="4"/>
-            </w:tcBorders>
-            <w:tcMar>
-              <w:top w:type="dxa" w:w="30"/>
-              <w:left w:type="dxa" w:w="70"/>
-              <w:bottom w:type="dxa" w:w="30"/>
-              <w:right w:type="dxa" w:w="70"/>
-            </w:tcMar>
-            <w:vAlign w:val="center"/>
-          </w:tcPr>
-          <w:p>
-            <w:pPr>
-              <w:spacing w:after="0" w:before="0" w:line="240" w:lineRule="auto"/>
-              <w:jc w:val="left"/>
-            </w:pPr>
-          </w:p>
-        </w:tc>
-        <w:tc>
-          <w:tcPr>
-            <w:tcW w:type="dxa" w:w="2049"/>
+            <w:tcW w:type="dxa" w:w="1410"/>
+            <w:tcBorders>
+              <w:top w:val="single" w:color="000000" w:sz="4"/>
+              <w:left w:val="single" w:color="000000" w:sz="4"/>
+              <w:bottom w:val="single" w:color="000000" w:sz="4"/>
+              <w:right w:val="single" w:color="000000" w:sz="4"/>
+            </w:tcBorders>
+            <w:tcMar>
+              <w:top w:type="dxa" w:w="30"/>
+              <w:left w:type="dxa" w:w="70"/>
+              <w:bottom w:type="dxa" w:w="30"/>
+              <w:right w:type="dxa" w:w="70"/>
+            </w:tcMar>
+            <w:vAlign w:val="center"/>
+          </w:tcPr>
+          <w:p>
+            <w:pPr>
+              <w:spacing w:after="0" w:before="0" w:line="240" w:lineRule="auto"/>
+              <w:jc w:val="left"/>
+            </w:pPr>
+          </w:p>
+        </w:tc>
+        <w:tc>
+          <w:tcPr>
+            <w:tcW w:type="dxa" w:w="915"/>
+            <w:tcBorders>
+              <w:top w:val="single" w:color="000000" w:sz="4"/>
+              <w:left w:val="single" w:color="000000" w:sz="4"/>
+              <w:bottom w:val="single" w:color="000000" w:sz="4"/>
+              <w:right w:val="single" w:color="000000" w:sz="4"/>
+            </w:tcBorders>
+            <w:tcMar>
+              <w:top w:type="dxa" w:w="30"/>
+              <w:left w:type="dxa" w:w="70"/>
+              <w:bottom w:type="dxa" w:w="30"/>
+              <w:right w:type="dxa" w:w="70"/>
+            </w:tcMar>
+            <w:vAlign w:val="center"/>
+          </w:tcPr>
+          <w:p>
+            <w:pPr>
+              <w:spacing w:after="0" w:before="0" w:line="240" w:lineRule="auto"/>
+              <w:jc w:val="left"/>
+            </w:pPr>
+          </w:p>
+        </w:tc>
+        <w:tc>
+          <w:tcPr>
+            <w:tcW w:type="dxa" w:w="2031"/>
             <w:tcBorders>
               <w:top w:val="single" w:color="000000" w:sz="4"/>
               <w:left w:val="single" w:color="000000" w:sz="4"/>
@@ -4198,7 +4198,7 @@
         </w:tc>
         <w:tc>
           <w:tcPr>
-            <w:tcW w:type="dxa" w:w="2485"/>
+            <w:tcW w:type="dxa" w:w="2405"/>
             <w:tcBorders>
               <w:top w:val="single" w:color="000000" w:sz="4"/>
               <w:left w:val="single" w:color="000000" w:sz="4"/>
@@ -4274,12 +4274,12 @@
         <w:tblLayout w:type="autofit"/>
       </w:tblPr>
       <w:tblGrid>
-        <w:gridCol w:w="871"/>
-        <w:gridCol w:w="1551"/>
-        <w:gridCol w:w="1370"/>
-        <w:gridCol w:w="1416"/>
-        <w:gridCol w:w="1472"/>
-        <w:gridCol w:w="2345"/>
+        <w:gridCol w:w="630"/>
+        <w:gridCol w:w="1388"/>
+        <w:gridCol w:w="1902"/>
+        <w:gridCol w:w="1552"/>
+        <w:gridCol w:w="1524"/>
+        <w:gridCol w:w="2029"/>
       </w:tblGrid>
       <w:tr>
         <w:trPr>
@@ -4288,7 +4288,7 @@
         </w:trPr>
         <w:tc>
           <w:tcPr>
-            <w:tcW w:type="dxa" w:w="871"/>
+            <w:tcW w:type="dxa" w:w="630"/>
             <w:tcBorders>
               <w:top w:val="single" w:color="000000" w:sz="4"/>
               <w:left w:val="single" w:color="000000" w:sz="4"/>
@@ -4325,7 +4325,7 @@
         </w:tc>
         <w:tc>
           <w:tcPr>
-            <w:tcW w:type="dxa" w:w="1551"/>
+            <w:tcW w:type="dxa" w:w="1388"/>
             <w:tcBorders>
               <w:top w:val="single" w:color="000000" w:sz="4"/>
               <w:left w:val="single" w:color="000000" w:sz="4"/>
@@ -4362,7 +4362,7 @@
         </w:tc>
         <w:tc>
           <w:tcPr>
-            <w:tcW w:type="dxa" w:w="1370"/>
+            <w:tcW w:type="dxa" w:w="1902"/>
             <w:tcBorders>
               <w:top w:val="single" w:color="000000" w:sz="4"/>
               <w:left w:val="single" w:color="000000" w:sz="4"/>
@@ -4399,7 +4399,7 @@
         </w:tc>
         <w:tc>
           <w:tcPr>
-            <w:tcW w:type="dxa" w:w="1416"/>
+            <w:tcW w:type="dxa" w:w="1552"/>
             <w:tcBorders>
               <w:top w:val="single" w:color="000000" w:sz="4"/>
               <w:left w:val="single" w:color="000000" w:sz="4"/>
@@ -4436,7 +4436,7 @@
         </w:tc>
         <w:tc>
           <w:tcPr>
-            <w:tcW w:type="dxa" w:w="1472"/>
+            <w:tcW w:type="dxa" w:w="1524"/>
             <w:tcBorders>
               <w:top w:val="single" w:color="000000" w:sz="4"/>
               <w:left w:val="single" w:color="000000" w:sz="4"/>
@@ -4473,7 +4473,7 @@
         </w:tc>
         <w:tc>
           <w:tcPr>
-            <w:tcW w:type="dxa" w:w="2345"/>
+            <w:tcW w:type="dxa" w:w="2029"/>
             <w:tcBorders>
               <w:top w:val="single" w:color="000000" w:sz="4"/>
               <w:left w:val="single" w:color="000000" w:sz="4"/>
@@ -4516,7 +4516,7 @@
         </w:trPr>
         <w:tc>
           <w:tcPr>
-            <w:tcW w:type="dxa" w:w="871"/>
+            <w:tcW w:type="dxa" w:w="630"/>
             <w:tcBorders>
               <w:top w:val="single" w:color="000000" w:sz="4"/>
               <w:left w:val="single" w:color="000000" w:sz="4"/>
@@ -4552,7 +4552,7 @@
         </w:tc>
         <w:tc>
           <w:tcPr>
-            <w:tcW w:type="dxa" w:w="1551"/>
+            <w:tcW w:type="dxa" w:w="1388"/>
             <w:tcBorders>
               <w:top w:val="single" w:color="000000" w:sz="4"/>
               <w:left w:val="single" w:color="000000" w:sz="4"/>
@@ -4589,7 +4589,7 @@
         </w:tc>
         <w:tc>
           <w:tcPr>
-            <w:tcW w:type="dxa" w:w="1370"/>
+            <w:tcW w:type="dxa" w:w="1902"/>
             <w:tcBorders>
               <w:top w:val="single" w:color="000000" w:sz="4"/>
               <w:left w:val="single" w:color="000000" w:sz="4"/>
@@ -4626,7 +4626,7 @@
         </w:tc>
         <w:tc>
           <w:tcPr>
-            <w:tcW w:type="dxa" w:w="1416"/>
+            <w:tcW w:type="dxa" w:w="1552"/>
             <w:tcBorders>
               <w:top w:val="single" w:color="000000" w:sz="4"/>
               <w:left w:val="single" w:color="000000" w:sz="4"/>
@@ -4663,7 +4663,7 @@
         </w:tc>
         <w:tc>
           <w:tcPr>
-            <w:tcW w:type="dxa" w:w="1472"/>
+            <w:tcW w:type="dxa" w:w="1524"/>
             <w:tcBorders>
               <w:top w:val="single" w:color="000000" w:sz="4"/>
               <w:left w:val="single" w:color="000000" w:sz="4"/>
@@ -4700,7 +4700,7 @@
         </w:tc>
         <w:tc>
           <w:tcPr>
-            <w:tcW w:type="dxa" w:w="2345"/>
+            <w:tcW w:type="dxa" w:w="2029"/>
             <w:tcBorders>
               <w:top w:val="single" w:color="000000" w:sz="4"/>
               <w:left w:val="single" w:color="000000" w:sz="4"/>
@@ -4743,7 +4743,7 @@
         </w:trPr>
         <w:tc>
           <w:tcPr>
-            <w:tcW w:type="dxa" w:w="871"/>
+            <w:tcW w:type="dxa" w:w="630"/>
             <w:tcBorders>
               <w:top w:val="single" w:color="000000" w:sz="4"/>
               <w:left w:val="single" w:color="000000" w:sz="4"/>
@@ -4779,7 +4779,7 @@
         </w:tc>
         <w:tc>
           <w:tcPr>
-            <w:tcW w:type="dxa" w:w="1551"/>
+            <w:tcW w:type="dxa" w:w="1388"/>
             <w:tcBorders>
               <w:top w:val="single" w:color="000000" w:sz="4"/>
               <w:left w:val="single" w:color="000000" w:sz="4"/>
@@ -4815,7 +4815,7 @@
         </w:tc>
         <w:tc>
           <w:tcPr>
-            <w:tcW w:type="dxa" w:w="1370"/>
+            <w:tcW w:type="dxa" w:w="1902"/>
             <w:tcBorders>
               <w:top w:val="single" w:color="000000" w:sz="4"/>
               <w:left w:val="single" w:color="000000" w:sz="4"/>
@@ -4851,7 +4851,7 @@
         </w:tc>
         <w:tc>
           <w:tcPr>
-            <w:tcW w:type="dxa" w:w="1416"/>
+            <w:tcW w:type="dxa" w:w="1552"/>
             <w:tcBorders>
               <w:top w:val="single" w:color="000000" w:sz="4"/>
               <w:left w:val="single" w:color="000000" w:sz="4"/>
@@ -4887,7 +4887,7 @@
         </w:tc>
         <w:tc>
           <w:tcPr>
-            <w:tcW w:type="dxa" w:w="1472"/>
+            <w:tcW w:type="dxa" w:w="1524"/>
             <w:tcBorders>
               <w:top w:val="single" w:color="000000" w:sz="4"/>
               <w:left w:val="single" w:color="000000" w:sz="4"/>
@@ -4924,7 +4924,7 @@
         </w:tc>
         <w:tc>
           <w:tcPr>
-            <w:tcW w:type="dxa" w:w="2345"/>
+            <w:tcW w:type="dxa" w:w="2029"/>
             <w:tcBorders>
               <w:top w:val="single" w:color="000000" w:sz="4"/>
               <w:left w:val="single" w:color="000000" w:sz="4"/>
@@ -5019,13 +5019,13 @@
         <w:tblLayout w:type="autofit"/>
       </w:tblPr>
       <w:tblGrid>
-        <w:gridCol w:w="1071"/>
-        <w:gridCol w:w="1430"/>
-        <w:gridCol w:w="1096"/>
-        <w:gridCol w:w="1590"/>
-        <w:gridCol w:w="1399"/>
-        <w:gridCol w:w="1109"/>
-        <w:gridCol w:w="1330"/>
+        <w:gridCol w:w="630"/>
+        <w:gridCol w:w="1381"/>
+        <w:gridCol w:w="1263"/>
+        <w:gridCol w:w="1630"/>
+        <w:gridCol w:w="1300"/>
+        <w:gridCol w:w="1059"/>
+        <w:gridCol w:w="1762"/>
       </w:tblGrid>
       <w:tr>
         <w:trPr>
@@ -5034,7 +5034,7 @@
         </w:trPr>
         <w:tc>
           <w:tcPr>
-            <w:tcW w:type="dxa" w:w="1071"/>
+            <w:tcW w:type="dxa" w:w="630"/>
             <w:tcBorders>
               <w:top w:val="single" w:color="000000" w:sz="4"/>
               <w:left w:val="single" w:color="000000" w:sz="4"/>
@@ -5071,7 +5071,7 @@
         </w:tc>
         <w:tc>
           <w:tcPr>
-            <w:tcW w:type="dxa" w:w="1430"/>
+            <w:tcW w:type="dxa" w:w="1381"/>
             <w:tcBorders>
               <w:top w:val="single" w:color="000000" w:sz="4"/>
               <w:left w:val="single" w:color="000000" w:sz="4"/>
@@ -5108,7 +5108,7 @@
         </w:tc>
         <w:tc>
           <w:tcPr>
-            <w:tcW w:type="dxa" w:w="1096"/>
+            <w:tcW w:type="dxa" w:w="1263"/>
             <w:tcBorders>
               <w:top w:val="single" w:color="000000" w:sz="4"/>
               <w:left w:val="single" w:color="000000" w:sz="4"/>
@@ -5145,7 +5145,7 @@
         </w:tc>
         <w:tc>
           <w:tcPr>
-            <w:tcW w:type="dxa" w:w="1590"/>
+            <w:tcW w:type="dxa" w:w="1630"/>
             <w:tcBorders>
               <w:top w:val="single" w:color="000000" w:sz="4"/>
               <w:left w:val="single" w:color="000000" w:sz="4"/>
@@ -5182,7 +5182,7 @@
         </w:tc>
         <w:tc>
           <w:tcPr>
-            <w:tcW w:type="dxa" w:w="1399"/>
+            <w:tcW w:type="dxa" w:w="1300"/>
             <w:tcBorders>
               <w:top w:val="single" w:color="000000" w:sz="4"/>
               <w:left w:val="single" w:color="000000" w:sz="4"/>
@@ -5219,7 +5219,7 @@
         </w:tc>
         <w:tc>
           <w:tcPr>
-            <w:tcW w:type="dxa" w:w="1109"/>
+            <w:tcW w:type="dxa" w:w="1059"/>
             <w:tcBorders>
               <w:top w:val="single" w:color="000000" w:sz="4"/>
               <w:left w:val="single" w:color="000000" w:sz="4"/>
@@ -5256,7 +5256,7 @@
         </w:tc>
         <w:tc>
           <w:tcPr>
-            <w:tcW w:type="dxa" w:w="1330"/>
+            <w:tcW w:type="dxa" w:w="1762"/>
             <w:tcBorders>
               <w:top w:val="single" w:color="000000" w:sz="4"/>
               <w:left w:val="single" w:color="000000" w:sz="4"/>
@@ -5299,7 +5299,7 @@
         </w:trPr>
         <w:tc>
           <w:tcPr>
-            <w:tcW w:type="dxa" w:w="1071"/>
+            <w:tcW w:type="dxa" w:w="630"/>
             <w:tcBorders>
               <w:top w:val="single" w:color="000000" w:sz="4"/>
               <w:left w:val="single" w:color="000000" w:sz="4"/>
@@ -5335,7 +5335,7 @@
         </w:tc>
         <w:tc>
           <w:tcPr>
-            <w:tcW w:type="dxa" w:w="1430"/>
+            <w:tcW w:type="dxa" w:w="1381"/>
             <w:tcBorders>
               <w:top w:val="single" w:color="000000" w:sz="4"/>
               <w:left w:val="single" w:color="000000" w:sz="4"/>
@@ -5371,7 +5371,7 @@
         </w:tc>
         <w:tc>
           <w:tcPr>
-            <w:tcW w:type="dxa" w:w="1096"/>
+            <w:tcW w:type="dxa" w:w="1263"/>
             <w:tcBorders>
               <w:top w:val="single" w:color="000000" w:sz="4"/>
               <w:left w:val="single" w:color="000000" w:sz="4"/>
@@ -5407,7 +5407,7 @@
         </w:tc>
         <w:tc>
           <w:tcPr>
-            <w:tcW w:type="dxa" w:w="1590"/>
+            <w:tcW w:type="dxa" w:w="1630"/>
             <w:tcBorders>
               <w:top w:val="single" w:color="000000" w:sz="4"/>
               <w:left w:val="single" w:color="000000" w:sz="4"/>
@@ -5444,7 +5444,7 @@
         </w:tc>
         <w:tc>
           <w:tcPr>
-            <w:tcW w:type="dxa" w:w="1399"/>
+            <w:tcW w:type="dxa" w:w="1300"/>
             <w:tcBorders>
               <w:top w:val="single" w:color="000000" w:sz="4"/>
               <w:left w:val="single" w:color="000000" w:sz="4"/>
@@ -5481,7 +5481,7 @@
         </w:tc>
         <w:tc>
           <w:tcPr>
-            <w:tcW w:type="dxa" w:w="1109"/>
+            <w:tcW w:type="dxa" w:w="1059"/>
             <w:tcBorders>
               <w:top w:val="single" w:color="000000" w:sz="4"/>
               <w:left w:val="single" w:color="000000" w:sz="4"/>
@@ -5518,7 +5518,7 @@
         </w:tc>
         <w:tc>
           <w:tcPr>
-            <w:tcW w:type="dxa" w:w="1330"/>
+            <w:tcW w:type="dxa" w:w="1762"/>
             <w:tcBorders>
               <w:top w:val="single" w:color="000000" w:sz="4"/>
               <w:left w:val="single" w:color="000000" w:sz="4"/>
@@ -5561,7 +5561,7 @@
         </w:trPr>
         <w:tc>
           <w:tcPr>
-            <w:tcW w:type="dxa" w:w="1071"/>
+            <w:tcW w:type="dxa" w:w="630"/>
             <w:tcBorders>
               <w:top w:val="single" w:color="000000" w:sz="4"/>
               <w:left w:val="single" w:color="000000" w:sz="4"/>
@@ -5597,7 +5597,7 @@
         </w:tc>
         <w:tc>
           <w:tcPr>
-            <w:tcW w:type="dxa" w:w="1430"/>
+            <w:tcW w:type="dxa" w:w="1381"/>
             <w:tcBorders>
               <w:top w:val="single" w:color="000000" w:sz="4"/>
               <w:left w:val="single" w:color="000000" w:sz="4"/>
@@ -5633,31 +5633,31 @@
         </w:tc>
         <w:tc>
           <w:tcPr>
-            <w:tcW w:type="dxa" w:w="1096"/>
-            <w:tcBorders>
-              <w:top w:val="single" w:color="000000" w:sz="4"/>
-              <w:left w:val="single" w:color="000000" w:sz="4"/>
-              <w:bottom w:val="single" w:color="000000" w:sz="4"/>
-              <w:right w:val="single" w:color="000000" w:sz="4"/>
-            </w:tcBorders>
-            <w:tcMar>
-              <w:top w:type="dxa" w:w="30"/>
-              <w:left w:type="dxa" w:w="70"/>
-              <w:bottom w:type="dxa" w:w="30"/>
-              <w:right w:type="dxa" w:w="70"/>
-            </w:tcMar>
-            <w:vAlign w:val="center"/>
-          </w:tcPr>
-          <w:p>
-            <w:pPr>
-              <w:spacing w:after="0" w:before="0" w:line="240" w:lineRule="auto"/>
-              <w:jc w:val="left"/>
-            </w:pPr>
-          </w:p>
-        </w:tc>
-        <w:tc>
-          <w:tcPr>
-            <w:tcW w:type="dxa" w:w="1590"/>
+            <w:tcW w:type="dxa" w:w="1263"/>
+            <w:tcBorders>
+              <w:top w:val="single" w:color="000000" w:sz="4"/>
+              <w:left w:val="single" w:color="000000" w:sz="4"/>
+              <w:bottom w:val="single" w:color="000000" w:sz="4"/>
+              <w:right w:val="single" w:color="000000" w:sz="4"/>
+            </w:tcBorders>
+            <w:tcMar>
+              <w:top w:type="dxa" w:w="30"/>
+              <w:left w:type="dxa" w:w="70"/>
+              <w:bottom w:type="dxa" w:w="30"/>
+              <w:right w:type="dxa" w:w="70"/>
+            </w:tcMar>
+            <w:vAlign w:val="center"/>
+          </w:tcPr>
+          <w:p>
+            <w:pPr>
+              <w:spacing w:after="0" w:before="0" w:line="240" w:lineRule="auto"/>
+              <w:jc w:val="left"/>
+            </w:pPr>
+          </w:p>
+        </w:tc>
+        <w:tc>
+          <w:tcPr>
+            <w:tcW w:type="dxa" w:w="1630"/>
             <w:tcBorders>
               <w:top w:val="single" w:color="000000" w:sz="4"/>
               <w:left w:val="single" w:color="000000" w:sz="4"/>
@@ -5694,7 +5694,7 @@
         </w:tc>
         <w:tc>
           <w:tcPr>
-            <w:tcW w:type="dxa" w:w="1399"/>
+            <w:tcW w:type="dxa" w:w="1300"/>
             <w:tcBorders>
               <w:top w:val="single" w:color="000000" w:sz="4"/>
               <w:left w:val="single" w:color="000000" w:sz="4"/>
@@ -5730,31 +5730,31 @@
         </w:tc>
         <w:tc>
           <w:tcPr>
-            <w:tcW w:type="dxa" w:w="1109"/>
-            <w:tcBorders>
-              <w:top w:val="single" w:color="000000" w:sz="4"/>
-              <w:left w:val="single" w:color="000000" w:sz="4"/>
-              <w:bottom w:val="single" w:color="000000" w:sz="4"/>
-              <w:right w:val="single" w:color="000000" w:sz="4"/>
-            </w:tcBorders>
-            <w:tcMar>
-              <w:top w:type="dxa" w:w="30"/>
-              <w:left w:type="dxa" w:w="70"/>
-              <w:bottom w:type="dxa" w:w="30"/>
-              <w:right w:type="dxa" w:w="70"/>
-            </w:tcMar>
-            <w:vAlign w:val="center"/>
-          </w:tcPr>
-          <w:p>
-            <w:pPr>
-              <w:spacing w:after="0" w:before="0" w:line="240" w:lineRule="auto"/>
-              <w:jc w:val="left"/>
-            </w:pPr>
-          </w:p>
-        </w:tc>
-        <w:tc>
-          <w:tcPr>
-            <w:tcW w:type="dxa" w:w="1330"/>
+            <w:tcW w:type="dxa" w:w="1059"/>
+            <w:tcBorders>
+              <w:top w:val="single" w:color="000000" w:sz="4"/>
+              <w:left w:val="single" w:color="000000" w:sz="4"/>
+              <w:bottom w:val="single" w:color="000000" w:sz="4"/>
+              <w:right w:val="single" w:color="000000" w:sz="4"/>
+            </w:tcBorders>
+            <w:tcMar>
+              <w:top w:type="dxa" w:w="30"/>
+              <w:left w:type="dxa" w:w="70"/>
+              <w:bottom w:type="dxa" w:w="30"/>
+              <w:right w:type="dxa" w:w="70"/>
+            </w:tcMar>
+            <w:vAlign w:val="center"/>
+          </w:tcPr>
+          <w:p>
+            <w:pPr>
+              <w:spacing w:after="0" w:before="0" w:line="240" w:lineRule="auto"/>
+              <w:jc w:val="left"/>
+            </w:pPr>
+          </w:p>
+        </w:tc>
+        <w:tc>
+          <w:tcPr>
+            <w:tcW w:type="dxa" w:w="1762"/>
             <w:tcBorders>
               <w:top w:val="single" w:color="000000" w:sz="4"/>
               <w:left w:val="single" w:color="000000" w:sz="4"/>
@@ -5784,7 +5784,7 @@
         </w:trPr>
         <w:tc>
           <w:tcPr>
-            <w:tcW w:type="dxa" w:w="1071"/>
+            <w:tcW w:type="dxa" w:w="630"/>
             <w:tcBorders>
               <w:top w:val="single" w:color="000000" w:sz="4"/>
               <w:left w:val="single" w:color="000000" w:sz="4"/>
@@ -5820,7 +5820,7 @@
         </w:tc>
         <w:tc>
           <w:tcPr>
-            <w:tcW w:type="dxa" w:w="1430"/>
+            <w:tcW w:type="dxa" w:w="1381"/>
             <w:tcBorders>
               <w:top w:val="single" w:color="000000" w:sz="4"/>
               <w:left w:val="single" w:color="000000" w:sz="4"/>
@@ -5856,55 +5856,55 @@
         </w:tc>
         <w:tc>
           <w:tcPr>
-            <w:tcW w:type="dxa" w:w="1096"/>
-            <w:tcBorders>
-              <w:top w:val="single" w:color="000000" w:sz="4"/>
-              <w:left w:val="single" w:color="000000" w:sz="4"/>
-              <w:bottom w:val="single" w:color="000000" w:sz="4"/>
-              <w:right w:val="single" w:color="000000" w:sz="4"/>
-            </w:tcBorders>
-            <w:tcMar>
-              <w:top w:type="dxa" w:w="30"/>
-              <w:left w:type="dxa" w:w="70"/>
-              <w:bottom w:type="dxa" w:w="30"/>
-              <w:right w:type="dxa" w:w="70"/>
-            </w:tcMar>
-            <w:vAlign w:val="center"/>
-          </w:tcPr>
-          <w:p>
-            <w:pPr>
-              <w:spacing w:after="0" w:before="0" w:line="240" w:lineRule="auto"/>
-              <w:jc w:val="left"/>
-            </w:pPr>
-          </w:p>
-        </w:tc>
-        <w:tc>
-          <w:tcPr>
-            <w:tcW w:type="dxa" w:w="1590"/>
-            <w:tcBorders>
-              <w:top w:val="single" w:color="000000" w:sz="4"/>
-              <w:left w:val="single" w:color="000000" w:sz="4"/>
-              <w:bottom w:val="single" w:color="000000" w:sz="4"/>
-              <w:right w:val="single" w:color="000000" w:sz="4"/>
-            </w:tcBorders>
-            <w:tcMar>
-              <w:top w:type="dxa" w:w="30"/>
-              <w:left w:type="dxa" w:w="70"/>
-              <w:bottom w:type="dxa" w:w="30"/>
-              <w:right w:type="dxa" w:w="70"/>
-            </w:tcMar>
-            <w:vAlign w:val="center"/>
-          </w:tcPr>
-          <w:p>
-            <w:pPr>
-              <w:spacing w:after="0" w:before="0" w:line="240" w:lineRule="auto"/>
-              <w:jc w:val="left"/>
-            </w:pPr>
-          </w:p>
-        </w:tc>
-        <w:tc>
-          <w:tcPr>
-            <w:tcW w:type="dxa" w:w="1399"/>
+            <w:tcW w:type="dxa" w:w="1263"/>
+            <w:tcBorders>
+              <w:top w:val="single" w:color="000000" w:sz="4"/>
+              <w:left w:val="single" w:color="000000" w:sz="4"/>
+              <w:bottom w:val="single" w:color="000000" w:sz="4"/>
+              <w:right w:val="single" w:color="000000" w:sz="4"/>
+            </w:tcBorders>
+            <w:tcMar>
+              <w:top w:type="dxa" w:w="30"/>
+              <w:left w:type="dxa" w:w="70"/>
+              <w:bottom w:type="dxa" w:w="30"/>
+              <w:right w:type="dxa" w:w="70"/>
+            </w:tcMar>
+            <w:vAlign w:val="center"/>
+          </w:tcPr>
+          <w:p>
+            <w:pPr>
+              <w:spacing w:after="0" w:before="0" w:line="240" w:lineRule="auto"/>
+              <w:jc w:val="left"/>
+            </w:pPr>
+          </w:p>
+        </w:tc>
+        <w:tc>
+          <w:tcPr>
+            <w:tcW w:type="dxa" w:w="1630"/>
+            <w:tcBorders>
+              <w:top w:val="single" w:color="000000" w:sz="4"/>
+              <w:left w:val="single" w:color="000000" w:sz="4"/>
+              <w:bottom w:val="single" w:color="000000" w:sz="4"/>
+              <w:right w:val="single" w:color="000000" w:sz="4"/>
+            </w:tcBorders>
+            <w:tcMar>
+              <w:top w:type="dxa" w:w="30"/>
+              <w:left w:type="dxa" w:w="70"/>
+              <w:bottom w:type="dxa" w:w="30"/>
+              <w:right w:type="dxa" w:w="70"/>
+            </w:tcMar>
+            <w:vAlign w:val="center"/>
+          </w:tcPr>
+          <w:p>
+            <w:pPr>
+              <w:spacing w:after="0" w:before="0" w:line="240" w:lineRule="auto"/>
+              <w:jc w:val="left"/>
+            </w:pPr>
+          </w:p>
+        </w:tc>
+        <w:tc>
+          <w:tcPr>
+            <w:tcW w:type="dxa" w:w="1300"/>
             <w:tcBorders>
               <w:top w:val="single" w:color="000000" w:sz="4"/>
               <w:left w:val="single" w:color="000000" w:sz="4"/>
@@ -5940,31 +5940,31 @@
         </w:tc>
         <w:tc>
           <w:tcPr>
-            <w:tcW w:type="dxa" w:w="1109"/>
-            <w:tcBorders>
-              <w:top w:val="single" w:color="000000" w:sz="4"/>
-              <w:left w:val="single" w:color="000000" w:sz="4"/>
-              <w:bottom w:val="single" w:color="000000" w:sz="4"/>
-              <w:right w:val="single" w:color="000000" w:sz="4"/>
-            </w:tcBorders>
-            <w:tcMar>
-              <w:top w:type="dxa" w:w="30"/>
-              <w:left w:type="dxa" w:w="70"/>
-              <w:bottom w:type="dxa" w:w="30"/>
-              <w:right w:type="dxa" w:w="70"/>
-            </w:tcMar>
-            <w:vAlign w:val="center"/>
-          </w:tcPr>
-          <w:p>
-            <w:pPr>
-              <w:spacing w:after="0" w:before="0" w:line="240" w:lineRule="auto"/>
-              <w:jc w:val="left"/>
-            </w:pPr>
-          </w:p>
-        </w:tc>
-        <w:tc>
-          <w:tcPr>
-            <w:tcW w:type="dxa" w:w="1330"/>
+            <w:tcW w:type="dxa" w:w="1059"/>
+            <w:tcBorders>
+              <w:top w:val="single" w:color="000000" w:sz="4"/>
+              <w:left w:val="single" w:color="000000" w:sz="4"/>
+              <w:bottom w:val="single" w:color="000000" w:sz="4"/>
+              <w:right w:val="single" w:color="000000" w:sz="4"/>
+            </w:tcBorders>
+            <w:tcMar>
+              <w:top w:type="dxa" w:w="30"/>
+              <w:left w:type="dxa" w:w="70"/>
+              <w:bottom w:type="dxa" w:w="30"/>
+              <w:right w:type="dxa" w:w="70"/>
+            </w:tcMar>
+            <w:vAlign w:val="center"/>
+          </w:tcPr>
+          <w:p>
+            <w:pPr>
+              <w:spacing w:after="0" w:before="0" w:line="240" w:lineRule="auto"/>
+              <w:jc w:val="left"/>
+            </w:pPr>
+          </w:p>
+        </w:tc>
+        <w:tc>
+          <w:tcPr>
+            <w:tcW w:type="dxa" w:w="1762"/>
             <w:tcBorders>
               <w:top w:val="single" w:color="000000" w:sz="4"/>
               <w:left w:val="single" w:color="000000" w:sz="4"/>
@@ -5994,7 +5994,7 @@
         </w:trPr>
         <w:tc>
           <w:tcPr>
-            <w:tcW w:type="dxa" w:w="1071"/>
+            <w:tcW w:type="dxa" w:w="630"/>
             <w:tcBorders>
               <w:top w:val="single" w:color="000000" w:sz="4"/>
               <w:left w:val="single" w:color="000000" w:sz="4"/>
@@ -6030,7 +6030,7 @@
         </w:tc>
         <w:tc>
           <w:tcPr>
-            <w:tcW w:type="dxa" w:w="1430"/>
+            <w:tcW w:type="dxa" w:w="1381"/>
             <w:tcBorders>
               <w:top w:val="single" w:color="000000" w:sz="4"/>
               <w:left w:val="single" w:color="000000" w:sz="4"/>
@@ -6066,55 +6066,55 @@
         </w:tc>
         <w:tc>
           <w:tcPr>
-            <w:tcW w:type="dxa" w:w="1096"/>
-            <w:tcBorders>
-              <w:top w:val="single" w:color="000000" w:sz="4"/>
-              <w:left w:val="single" w:color="000000" w:sz="4"/>
-              <w:bottom w:val="single" w:color="000000" w:sz="4"/>
-              <w:right w:val="single" w:color="000000" w:sz="4"/>
-            </w:tcBorders>
-            <w:tcMar>
-              <w:top w:type="dxa" w:w="30"/>
-              <w:left w:type="dxa" w:w="70"/>
-              <w:bottom w:type="dxa" w:w="30"/>
-              <w:right w:type="dxa" w:w="70"/>
-            </w:tcMar>
-            <w:vAlign w:val="center"/>
-          </w:tcPr>
-          <w:p>
-            <w:pPr>
-              <w:spacing w:after="0" w:before="0" w:line="240" w:lineRule="auto"/>
-              <w:jc w:val="left"/>
-            </w:pPr>
-          </w:p>
-        </w:tc>
-        <w:tc>
-          <w:tcPr>
-            <w:tcW w:type="dxa" w:w="1590"/>
-            <w:tcBorders>
-              <w:top w:val="single" w:color="000000" w:sz="4"/>
-              <w:left w:val="single" w:color="000000" w:sz="4"/>
-              <w:bottom w:val="single" w:color="000000" w:sz="4"/>
-              <w:right w:val="single" w:color="000000" w:sz="4"/>
-            </w:tcBorders>
-            <w:tcMar>
-              <w:top w:type="dxa" w:w="30"/>
-              <w:left w:type="dxa" w:w="70"/>
-              <w:bottom w:type="dxa" w:w="30"/>
-              <w:right w:type="dxa" w:w="70"/>
-            </w:tcMar>
-            <w:vAlign w:val="center"/>
-          </w:tcPr>
-          <w:p>
-            <w:pPr>
-              <w:spacing w:after="0" w:before="0" w:line="240" w:lineRule="auto"/>
-              <w:jc w:val="left"/>
-            </w:pPr>
-          </w:p>
-        </w:tc>
-        <w:tc>
-          <w:tcPr>
-            <w:tcW w:type="dxa" w:w="1399"/>
+            <w:tcW w:type="dxa" w:w="1263"/>
+            <w:tcBorders>
+              <w:top w:val="single" w:color="000000" w:sz="4"/>
+              <w:left w:val="single" w:color="000000" w:sz="4"/>
+              <w:bottom w:val="single" w:color="000000" w:sz="4"/>
+              <w:right w:val="single" w:color="000000" w:sz="4"/>
+            </w:tcBorders>
+            <w:tcMar>
+              <w:top w:type="dxa" w:w="30"/>
+              <w:left w:type="dxa" w:w="70"/>
+              <w:bottom w:type="dxa" w:w="30"/>
+              <w:right w:type="dxa" w:w="70"/>
+            </w:tcMar>
+            <w:vAlign w:val="center"/>
+          </w:tcPr>
+          <w:p>
+            <w:pPr>
+              <w:spacing w:after="0" w:before="0" w:line="240" w:lineRule="auto"/>
+              <w:jc w:val="left"/>
+            </w:pPr>
+          </w:p>
+        </w:tc>
+        <w:tc>
+          <w:tcPr>
+            <w:tcW w:type="dxa" w:w="1630"/>
+            <w:tcBorders>
+              <w:top w:val="single" w:color="000000" w:sz="4"/>
+              <w:left w:val="single" w:color="000000" w:sz="4"/>
+              <w:bottom w:val="single" w:color="000000" w:sz="4"/>
+              <w:right w:val="single" w:color="000000" w:sz="4"/>
+            </w:tcBorders>
+            <w:tcMar>
+              <w:top w:type="dxa" w:w="30"/>
+              <w:left w:type="dxa" w:w="70"/>
+              <w:bottom w:type="dxa" w:w="30"/>
+              <w:right w:type="dxa" w:w="70"/>
+            </w:tcMar>
+            <w:vAlign w:val="center"/>
+          </w:tcPr>
+          <w:p>
+            <w:pPr>
+              <w:spacing w:after="0" w:before="0" w:line="240" w:lineRule="auto"/>
+              <w:jc w:val="left"/>
+            </w:pPr>
+          </w:p>
+        </w:tc>
+        <w:tc>
+          <w:tcPr>
+            <w:tcW w:type="dxa" w:w="1300"/>
             <w:tcBorders>
               <w:top w:val="single" w:color="000000" w:sz="4"/>
               <w:left w:val="single" w:color="000000" w:sz="4"/>
@@ -6150,31 +6150,31 @@
         </w:tc>
         <w:tc>
           <w:tcPr>
-            <w:tcW w:type="dxa" w:w="1109"/>
-            <w:tcBorders>
-              <w:top w:val="single" w:color="000000" w:sz="4"/>
-              <w:left w:val="single" w:color="000000" w:sz="4"/>
-              <w:bottom w:val="single" w:color="000000" w:sz="4"/>
-              <w:right w:val="single" w:color="000000" w:sz="4"/>
-            </w:tcBorders>
-            <w:tcMar>
-              <w:top w:type="dxa" w:w="30"/>
-              <w:left w:type="dxa" w:w="70"/>
-              <w:bottom w:type="dxa" w:w="30"/>
-              <w:right w:type="dxa" w:w="70"/>
-            </w:tcMar>
-            <w:vAlign w:val="center"/>
-          </w:tcPr>
-          <w:p>
-            <w:pPr>
-              <w:spacing w:after="0" w:before="0" w:line="240" w:lineRule="auto"/>
-              <w:jc w:val="left"/>
-            </w:pPr>
-          </w:p>
-        </w:tc>
-        <w:tc>
-          <w:tcPr>
-            <w:tcW w:type="dxa" w:w="1330"/>
+            <w:tcW w:type="dxa" w:w="1059"/>
+            <w:tcBorders>
+              <w:top w:val="single" w:color="000000" w:sz="4"/>
+              <w:left w:val="single" w:color="000000" w:sz="4"/>
+              <w:bottom w:val="single" w:color="000000" w:sz="4"/>
+              <w:right w:val="single" w:color="000000" w:sz="4"/>
+            </w:tcBorders>
+            <w:tcMar>
+              <w:top w:type="dxa" w:w="30"/>
+              <w:left w:type="dxa" w:w="70"/>
+              <w:bottom w:type="dxa" w:w="30"/>
+              <w:right w:type="dxa" w:w="70"/>
+            </w:tcMar>
+            <w:vAlign w:val="center"/>
+          </w:tcPr>
+          <w:p>
+            <w:pPr>
+              <w:spacing w:after="0" w:before="0" w:line="240" w:lineRule="auto"/>
+              <w:jc w:val="left"/>
+            </w:pPr>
+          </w:p>
+        </w:tc>
+        <w:tc>
+          <w:tcPr>
+            <w:tcW w:type="dxa" w:w="1762"/>
             <w:tcBorders>
               <w:top w:val="single" w:color="000000" w:sz="4"/>
               <w:left w:val="single" w:color="000000" w:sz="4"/>
@@ -6204,7 +6204,7 @@
         </w:trPr>
         <w:tc>
           <w:tcPr>
-            <w:tcW w:type="dxa" w:w="1071"/>
+            <w:tcW w:type="dxa" w:w="630"/>
             <w:tcBorders>
               <w:top w:val="single" w:color="000000" w:sz="4"/>
               <w:left w:val="single" w:color="000000" w:sz="4"/>
@@ -6240,7 +6240,7 @@
         </w:tc>
         <w:tc>
           <w:tcPr>
-            <w:tcW w:type="dxa" w:w="1430"/>
+            <w:tcW w:type="dxa" w:w="1381"/>
             <w:tcBorders>
               <w:top w:val="single" w:color="000000" w:sz="4"/>
               <w:left w:val="single" w:color="000000" w:sz="4"/>
@@ -6276,103 +6276,103 @@
         </w:tc>
         <w:tc>
           <w:tcPr>
-            <w:tcW w:type="dxa" w:w="1096"/>
-            <w:tcBorders>
-              <w:top w:val="single" w:color="000000" w:sz="4"/>
-              <w:left w:val="single" w:color="000000" w:sz="4"/>
-              <w:bottom w:val="single" w:color="000000" w:sz="4"/>
-              <w:right w:val="single" w:color="000000" w:sz="4"/>
-            </w:tcBorders>
-            <w:tcMar>
-              <w:top w:type="dxa" w:w="30"/>
-              <w:left w:type="dxa" w:w="70"/>
-              <w:bottom w:type="dxa" w:w="30"/>
-              <w:right w:type="dxa" w:w="70"/>
-            </w:tcMar>
-            <w:vAlign w:val="center"/>
-          </w:tcPr>
-          <w:p>
-            <w:pPr>
-              <w:spacing w:after="0" w:before="0" w:line="240" w:lineRule="auto"/>
-              <w:jc w:val="left"/>
-            </w:pPr>
-          </w:p>
-        </w:tc>
-        <w:tc>
-          <w:tcPr>
-            <w:tcW w:type="dxa" w:w="1590"/>
-            <w:tcBorders>
-              <w:top w:val="single" w:color="000000" w:sz="4"/>
-              <w:left w:val="single" w:color="000000" w:sz="4"/>
-              <w:bottom w:val="single" w:color="000000" w:sz="4"/>
-              <w:right w:val="single" w:color="000000" w:sz="4"/>
-            </w:tcBorders>
-            <w:tcMar>
-              <w:top w:type="dxa" w:w="30"/>
-              <w:left w:type="dxa" w:w="70"/>
-              <w:bottom w:type="dxa" w:w="30"/>
-              <w:right w:type="dxa" w:w="70"/>
-            </w:tcMar>
-            <w:vAlign w:val="center"/>
-          </w:tcPr>
-          <w:p>
-            <w:pPr>
-              <w:spacing w:after="0" w:before="0" w:line="240" w:lineRule="auto"/>
-              <w:jc w:val="left"/>
-            </w:pPr>
-          </w:p>
-        </w:tc>
-        <w:tc>
-          <w:tcPr>
-            <w:tcW w:type="dxa" w:w="1399"/>
-            <w:tcBorders>
-              <w:top w:val="single" w:color="000000" w:sz="4"/>
-              <w:left w:val="single" w:color="000000" w:sz="4"/>
-              <w:bottom w:val="single" w:color="000000" w:sz="4"/>
-              <w:right w:val="single" w:color="000000" w:sz="4"/>
-            </w:tcBorders>
-            <w:tcMar>
-              <w:top w:type="dxa" w:w="30"/>
-              <w:left w:type="dxa" w:w="70"/>
-              <w:bottom w:type="dxa" w:w="30"/>
-              <w:right w:type="dxa" w:w="70"/>
-            </w:tcMar>
-            <w:vAlign w:val="center"/>
-          </w:tcPr>
-          <w:p>
-            <w:pPr>
-              <w:spacing w:after="0" w:before="0" w:line="240" w:lineRule="auto"/>
-              <w:jc w:val="left"/>
-            </w:pPr>
-          </w:p>
-        </w:tc>
-        <w:tc>
-          <w:tcPr>
-            <w:tcW w:type="dxa" w:w="1109"/>
-            <w:tcBorders>
-              <w:top w:val="single" w:color="000000" w:sz="4"/>
-              <w:left w:val="single" w:color="000000" w:sz="4"/>
-              <w:bottom w:val="single" w:color="000000" w:sz="4"/>
-              <w:right w:val="single" w:color="000000" w:sz="4"/>
-            </w:tcBorders>
-            <w:tcMar>
-              <w:top w:type="dxa" w:w="30"/>
-              <w:left w:type="dxa" w:w="70"/>
-              <w:bottom w:type="dxa" w:w="30"/>
-              <w:right w:type="dxa" w:w="70"/>
-            </w:tcMar>
-            <w:vAlign w:val="center"/>
-          </w:tcPr>
-          <w:p>
-            <w:pPr>
-              <w:spacing w:after="0" w:before="0" w:line="240" w:lineRule="auto"/>
-              <w:jc w:val="left"/>
-            </w:pPr>
-          </w:p>
-        </w:tc>
-        <w:tc>
-          <w:tcPr>
-            <w:tcW w:type="dxa" w:w="1330"/>
+            <w:tcW w:type="dxa" w:w="1263"/>
+            <w:tcBorders>
+              <w:top w:val="single" w:color="000000" w:sz="4"/>
+              <w:left w:val="single" w:color="000000" w:sz="4"/>
+              <w:bottom w:val="single" w:color="000000" w:sz="4"/>
+              <w:right w:val="single" w:color="000000" w:sz="4"/>
+            </w:tcBorders>
+            <w:tcMar>
+              <w:top w:type="dxa" w:w="30"/>
+              <w:left w:type="dxa" w:w="70"/>
+              <w:bottom w:type="dxa" w:w="30"/>
+              <w:right w:type="dxa" w:w="70"/>
+            </w:tcMar>
+            <w:vAlign w:val="center"/>
+          </w:tcPr>
+          <w:p>
+            <w:pPr>
+              <w:spacing w:after="0" w:before="0" w:line="240" w:lineRule="auto"/>
+              <w:jc w:val="left"/>
+            </w:pPr>
+          </w:p>
+        </w:tc>
+        <w:tc>
+          <w:tcPr>
+            <w:tcW w:type="dxa" w:w="1630"/>
+            <w:tcBorders>
+              <w:top w:val="single" w:color="000000" w:sz="4"/>
+              <w:left w:val="single" w:color="000000" w:sz="4"/>
+              <w:bottom w:val="single" w:color="000000" w:sz="4"/>
+              <w:right w:val="single" w:color="000000" w:sz="4"/>
+            </w:tcBorders>
+            <w:tcMar>
+              <w:top w:type="dxa" w:w="30"/>
+              <w:left w:type="dxa" w:w="70"/>
+              <w:bottom w:type="dxa" w:w="30"/>
+              <w:right w:type="dxa" w:w="70"/>
+            </w:tcMar>
+            <w:vAlign w:val="center"/>
+          </w:tcPr>
+          <w:p>
+            <w:pPr>
+              <w:spacing w:after="0" w:before="0" w:line="240" w:lineRule="auto"/>
+              <w:jc w:val="left"/>
+            </w:pPr>
+          </w:p>
+        </w:tc>
+        <w:tc>
+          <w:tcPr>
+            <w:tcW w:type="dxa" w:w="1300"/>
+            <w:tcBorders>
+              <w:top w:val="single" w:color="000000" w:sz="4"/>
+              <w:left w:val="single" w:color="000000" w:sz="4"/>
+              <w:bottom w:val="single" w:color="000000" w:sz="4"/>
+              <w:right w:val="single" w:color="000000" w:sz="4"/>
+            </w:tcBorders>
+            <w:tcMar>
+              <w:top w:type="dxa" w:w="30"/>
+              <w:left w:type="dxa" w:w="70"/>
+              <w:bottom w:type="dxa" w:w="30"/>
+              <w:right w:type="dxa" w:w="70"/>
+            </w:tcMar>
+            <w:vAlign w:val="center"/>
+          </w:tcPr>
+          <w:p>
+            <w:pPr>
+              <w:spacing w:after="0" w:before="0" w:line="240" w:lineRule="auto"/>
+              <w:jc w:val="left"/>
+            </w:pPr>
+          </w:p>
+        </w:tc>
+        <w:tc>
+          <w:tcPr>
+            <w:tcW w:type="dxa" w:w="1059"/>
+            <w:tcBorders>
+              <w:top w:val="single" w:color="000000" w:sz="4"/>
+              <w:left w:val="single" w:color="000000" w:sz="4"/>
+              <w:bottom w:val="single" w:color="000000" w:sz="4"/>
+              <w:right w:val="single" w:color="000000" w:sz="4"/>
+            </w:tcBorders>
+            <w:tcMar>
+              <w:top w:type="dxa" w:w="30"/>
+              <w:left w:type="dxa" w:w="70"/>
+              <w:bottom w:type="dxa" w:w="30"/>
+              <w:right w:type="dxa" w:w="70"/>
+            </w:tcMar>
+            <w:vAlign w:val="center"/>
+          </w:tcPr>
+          <w:p>
+            <w:pPr>
+              <w:spacing w:after="0" w:before="0" w:line="240" w:lineRule="auto"/>
+              <w:jc w:val="left"/>
+            </w:pPr>
+          </w:p>
+        </w:tc>
+        <w:tc>
+          <w:tcPr>
+            <w:tcW w:type="dxa" w:w="1762"/>
             <w:tcBorders>
               <w:top w:val="single" w:color="000000" w:sz="4"/>
               <w:left w:val="single" w:color="000000" w:sz="4"/>
@@ -6531,9 +6531,9 @@
         <w:tblLayout w:type="autofit"/>
       </w:tblPr>
       <w:tblGrid>
-        <w:gridCol w:w="3491"/>
-        <w:gridCol w:w="4053"/>
-        <w:gridCol w:w="1481"/>
+        <w:gridCol w:w="4069"/>
+        <w:gridCol w:w="4069"/>
+        <w:gridCol w:w="887"/>
       </w:tblGrid>
       <w:tr>
         <w:trPr>
@@ -6542,7 +6542,7 @@
         </w:trPr>
         <w:tc>
           <w:tcPr>
-            <w:tcW w:type="dxa" w:w="3491"/>
+            <w:tcW w:type="dxa" w:w="4069"/>
             <w:tcBorders>
               <w:top w:val="single" w:color="000000" w:sz="4"/>
               <w:left w:val="single" w:color="000000" w:sz="4"/>
@@ -6579,7 +6579,7 @@
         </w:tc>
         <w:tc>
           <w:tcPr>
-            <w:tcW w:type="dxa" w:w="4053"/>
+            <w:tcW w:type="dxa" w:w="4069"/>
             <w:tcBorders>
               <w:top w:val="single" w:color="000000" w:sz="4"/>
               <w:left w:val="single" w:color="000000" w:sz="4"/>
@@ -6616,7 +6616,7 @@
         </w:tc>
         <w:tc>
           <w:tcPr>
-            <w:tcW w:type="dxa" w:w="1481"/>
+            <w:tcW w:type="dxa" w:w="887"/>
             <w:tcBorders>
               <w:top w:val="single" w:color="000000" w:sz="4"/>
               <w:left w:val="single" w:color="000000" w:sz="4"/>
@@ -6659,7 +6659,7 @@
         </w:trPr>
         <w:tc>
           <w:tcPr>
-            <w:tcW w:type="dxa" w:w="3491"/>
+            <w:tcW w:type="dxa" w:w="4069"/>
             <w:tcBorders>
               <w:top w:val="single" w:color="000000" w:sz="4"/>
               <w:left w:val="single" w:color="000000" w:sz="4"/>
@@ -6696,7 +6696,7 @@
         </w:tc>
         <w:tc>
           <w:tcPr>
-            <w:tcW w:type="dxa" w:w="4053"/>
+            <w:tcW w:type="dxa" w:w="4069"/>
             <w:tcBorders>
               <w:top w:val="single" w:color="000000" w:sz="4"/>
               <w:left w:val="single" w:color="000000" w:sz="4"/>
@@ -6733,7 +6733,7 @@
         </w:tc>
         <w:tc>
           <w:tcPr>
-            <w:tcW w:type="dxa" w:w="1481"/>
+            <w:tcW w:type="dxa" w:w="887"/>
             <w:tcBorders>
               <w:top w:val="single" w:color="000000" w:sz="4"/>
               <w:left w:val="single" w:color="000000" w:sz="4"/>
